--- a/运动损伤资料平台_开发文档demo0.1版本.docx
+++ b/运动损伤资料平台_开发文档demo0.1版本.docx
@@ -9941,7 +9941,7 @@
                 <w:sz w:val="20"/>
                 <w:szCs w:val="20"/>
               </w:rPr>
-              <w:t xml:space="preserve"/>
+              <w:t xml:space="preserve">2026-05-20</w:t>
             </w:r>
           </w:p>
         </w:tc>
@@ -9975,7 +9975,7 @@
                 <w:sz w:val="20"/>
                 <w:szCs w:val="20"/>
               </w:rPr>
-              <w:t xml:space="preserve"/>
+              <w:t xml:space="preserve">体验优化阶段</w:t>
             </w:r>
           </w:p>
         </w:tc>
@@ -10009,7 +10009,7 @@
                 <w:sz w:val="20"/>
                 <w:szCs w:val="20"/>
               </w:rPr>
-              <w:t xml:space="preserve"/>
+              <w:t xml:space="preserve">全局色彩系统重建(蓝绿科技感主色)、卡片玻璃质感升级、侧边栏选中状态优化、中文字体优先+monospace数字字体；Dashboard统计卡片三栏布局+Sparkline+数字滚动动画、空状态引导区+最近活动时间线；文件管理空状态SVG插画+快捷筛选标签组+AlertDialog删除确认；数据分析描述统计卡片网格+图表空状态；Toast通知统一(sonner)+密码表单Eye/EyeOff+强度指示器+Loading状态；骨架屏补全(Dashboard/文件列表/图表)+nextjs-toploader路由进度条；操作日志AuditLog模型+API+UI Tab；文件批量操作(多选+批量下载/删除)；指标体系Excel导出(xlsx)</w:t>
             </w:r>
           </w:p>
         </w:tc>

--- a/运动损伤资料平台_开发文档demo0.1版本.docx
+++ b/运动损伤资料平台_开发文档demo0.1版本.docx
@@ -10079,7 +10079,7 @@
                 <w:sz w:val="20"/>
                 <w:szCs w:val="20"/>
               </w:rPr>
-              <w:t xml:space="preserve"/>
+              <w:t xml:space="preserve">2026-05-20</w:t>
             </w:r>
           </w:p>
         </w:tc>
@@ -10113,7 +10113,7 @@
                 <w:sz w:val="20"/>
                 <w:szCs w:val="20"/>
               </w:rPr>
-              <w:t xml:space="preserve"/>
+              <w:t xml:space="preserve">界面精简阶段</w:t>
             </w:r>
           </w:p>
         </w:tc>
@@ -10147,7 +10147,7 @@
                 <w:sz w:val="20"/>
                 <w:szCs w:val="20"/>
               </w:rPr>
-              <w:t xml:space="preserve"/>
+              <w:t xml:space="preserve">移除侧边栏底部用户信息区域（头像+用户名+角色标签）；新增明亮/暗色主题切换功能（基于next-themes实现），ThemeProvider统一管理主题状态+ThemeToggle按钮（太阳/月亮图标）置于顶部导航栏右侧，主题选择通过localStorage持久化刷新后保持；完善明亮主题:root CSS变量（白色系背景#F8FAFC/#FFFFFF+蓝绿主色#0891B2），全局背景、卡片、侧边栏、文字颜色同步切换</w:t>
             </w:r>
           </w:p>
         </w:tc>

--- a/运动损伤资料平台_开发文档demo0.1版本.docx
+++ b/运动损伤资料平台_开发文档demo0.1版本.docx
@@ -10298,8 +10298,23 @@
     </w:p>
     <w:p>
       <w:pPr>
+        <w:spacing w:before="240" w:after="120" w:line="360"/>
+      </w:pPr>
+      <w:r>
+        <w:rPr>
+          <w:rFonts w:ascii="Microsoft YaHei" w:cs="Microsoft YaHei" w:eastAsia="Microsoft YaHei" w:hAnsi="Microsoft YaHei"/>
+          <w:b/>
+          <w:bCs/>
+          <w:sz w:val="28"/>
+          <w:szCs w:val="28"/>
+        </w:rPr>
+        <w:t xml:space="preserve">6.2 代理绕行修复（2026年5月20日）</w:t>
+      </w:r>
+    </w:p>
+    <w:p>
+      <w:pPr>
         <w:spacing w:after="120" w:line="360"/>
-        <w:jc w:val="center"/>
+        <w:jc w:val="left"/>
       </w:pPr>
       <w:r>
         <w:rPr>
@@ -10311,17 +10326,63 @@
           <w:sz w:val="20"/>
           <w:szCs w:val="20"/>
         </w:rPr>
+        <w:t xml:space="preserve">问题：将项目部署到校园网（10.147.227.36）后，本机因Clash代理软件开启TUN模式导致无法通过校园网IP访问部署的项目，流量被代理拦截。其他连接校园网的设备可正常访问。</w:t>
+      </w:r>
+    </w:p>
+    <w:p>
+      <w:pPr>
+        <w:spacing w:after="120" w:line="360"/>
+        <w:jc w:val="left"/>
+      </w:pPr>
+      <w:r>
+        <w:rPr>
+          <w:rFonts w:ascii="Microsoft YaHei" w:cs="Microsoft YaHei" w:eastAsia="Microsoft YaHei" w:hAnsi="Microsoft YaHei"/>
+          <w:b w:val="false"/>
+          <w:bCs w:val="false"/>
+          <w:i w:val="false"/>
+          <w:iCs w:val="false"/>
+          <w:sz w:val="20"/>
+          <w:szCs w:val="20"/>
+        </w:rPr>
+        <w:t xml:space="preserve">根因：Clash系统代理模式通过Windows注册表ProxyOverride绕行，但TUN模式从网络层接管所有流量，系统代理设置对其无效。此前的fix-proxy-bypass.ps1脚本仅覆盖localhost和::1，未处理校园网IP场景。</w:t>
+      </w:r>
+    </w:p>
+    <w:p>
+      <w:pPr>
+        <w:spacing w:after="120" w:line="360"/>
+        <w:jc w:val="left"/>
+      </w:pPr>
+      <w:r>
+        <w:rPr>
+          <w:rFonts w:ascii="Microsoft YaHei" w:cs="Microsoft YaHei" w:eastAsia="Microsoft YaHei" w:hAnsi="Microsoft YaHei"/>
+          <w:b w:val="false"/>
+          <w:bCs w:val="false"/>
+          <w:i w:val="false"/>
+          <w:iCs w:val="false"/>
+          <w:sz w:val="20"/>
+          <w:szCs w:val="20"/>
+        </w:rPr>
+        <w:t xml:space="preserve">修复：增强scripts/fix-proxy-bypass.ps1脚本，新增-CampusIPs参数支持添加校园网IP到绕行列表，内置Clash进程检测和TUN模式排查指引输出，覆盖系统代理和TUN两种模式。重启Clash后问题解决。</w:t>
+      </w:r>
+    </w:p>
+    <w:p>
+      <w:pPr>
+        <w:spacing w:after="120" w:line="360"/>
+        <w:jc w:val="center"/>
+      </w:pPr>
+      <w:r>
+        <w:rPr>
+          <w:rFonts w:ascii="Microsoft YaHei" w:cs="Microsoft YaHei" w:eastAsia="Microsoft YaHei" w:hAnsi="Microsoft YaHei"/>
+          <w:b w:val="false"/>
+          <w:bCs w:val="false"/>
+          <w:i w:val="false"/>
+          <w:iCs w:val="false"/>
+          <w:sz w:val="20"/>
+          <w:szCs w:val="20"/>
+        </w:rPr>
         <w:t xml:space="preserve">— 文档完 —</w:t>
       </w:r>
     </w:p>
-    <w:sectPr>
-      <w:headerReference w:type="default" r:id="rId7"/>
-      <w:footerReference w:type="default" r:id="rId8"/>
-      <w:pgSz w:w="11906" w:h="16838" w:orient="portrait"/>
-      <w:pgMar w:top="1440" w:right="1440" w:bottom="1440" w:left="1440" w:header="708" w:footer="708" w:gutter="0"/>
-      <w:pgNumType/>
-      <w:docGrid w:linePitch="360"/>
-    </w:sectPr>
   </w:body>
 </w:document>
 </file>
